--- a/marketing/wakemed/AIWIZN_WakeMed_Package.docx
+++ b/marketing/wakemed/AIWIZN_WakeMed_Package.docx
@@ -4475,7 +4475,7 @@
           <w:color w:val="7C7A75"/>
           <w:sz w:val="22"/>
         </w:rPr>
-        <w:t>Pulled verbatim from aiwizn.com/team. Sue Cornacchia listed as Clinical Advisor for the Patient Care Onboarding engine. Lynn Kenyon (Duke) held for the next revision pending Duke / WakeMed engagement scoping.</w:t>
+        <w:t>Pulled verbatim from aiwizn.com/team. Lynn Kenyon (Duke) held for the next revision pending Duke / WakeMed engagement scoping.</w:t>
       </w:r>
     </w:p>
     <w:p>
@@ -4750,54 +4750,6 @@
           <w:sz w:val="22"/>
         </w:rPr>
         <w:t>UNC surgeon-innovator leading the Division of Minimally Invasive Gynecologic Surgery and co-leading FastTraCS, UNC's clinical-innovation accelerator. Pairs procedural rigour with translational research and device design — informing AIWIZN's PRAXIS and NARRATIVE work on procedural fidelity, clinical-judgement formation, and innovation pathways from bedside insight to validated practice.</w:t>
-      </w:r>
-    </w:p>
-    <w:p>
-      <w:pPr>
-        <w:spacing w:before="0" w:after="20" w:line="320" w:lineRule="auto"/>
-      </w:pPr>
-      <w:r>
-        <w:rPr>
-          <w:rFonts w:ascii="Georgia" w:hAnsi="Georgia" w:cs="Georgia"/>
-          <w:b/>
-          <w:i w:val="0"/>
-          <w:caps w:val="0"/>
-          <w:color w:val="2C2A28"/>
-          <w:sz w:val="24"/>
-        </w:rPr>
-        <w:t>Sue Cornacchia</w:t>
-      </w:r>
-    </w:p>
-    <w:p>
-      <w:pPr>
-        <w:spacing w:before="0" w:after="80" w:line="320" w:lineRule="auto"/>
-      </w:pPr>
-      <w:r>
-        <w:rPr>
-          <w:rFonts w:ascii="Georgia" w:hAnsi="Georgia" w:cs="Georgia"/>
-          <w:b w:val="0"/>
-          <w:i/>
-          <w:caps w:val="0"/>
-          <w:color w:val="7C7A75"/>
-          <w:sz w:val="19"/>
-        </w:rPr>
-        <w:t>Clinical Advisor · Patient Care Onboarding</w:t>
-      </w:r>
-    </w:p>
-    <w:p>
-      <w:pPr>
-        <w:spacing w:before="0" w:after="160" w:line="320" w:lineRule="auto"/>
-      </w:pPr>
-      <w:r>
-        <w:rPr>
-          <w:rFonts w:ascii="Georgia" w:hAnsi="Georgia" w:cs="Georgia"/>
-          <w:b w:val="0"/>
-          <w:i w:val="0"/>
-          <w:caps w:val="0"/>
-          <w:color w:val="2C2A28"/>
-          <w:sz w:val="22"/>
-        </w:rPr>
-        <w:t>Clinical advisor on the AIWIZN Patient Care Onboarding engine. Brings deep experience in care-support workforce design (CNA / PCT / PCA scope of practice) and bedside-readiness frameworks. Informs the AIWIZN PCO clinical content, competency rubrics, and the terminology and scope-of-practice rules that surface to care-support staff during onboarding.</w:t>
       </w:r>
     </w:p>
     <w:p>
